--- a/rapports/16_02_2026/TRAORE/coh_EQ15_sup_082101000014.docx
+++ b/rapports/16_02_2026/TRAORE/coh_EQ15_sup_082101000014.docx
@@ -25,7 +25,7 @@
         <w:br/>
         <w:t>Grappe: 082101000014</w:t>
         <w:br/>
-        <w:t>Date: 16/02/2026 a 12:40</w:t>
+        <w:t>Date: 16/02/2026 a 12:58</w:t>
       </w:r>
     </w:p>
     <w:p/>
@@ -4534,7 +4534,7 @@
         <w:br/>
         <w:t xml:space="preserve">- Les informations sur ces entrepises non agricole manquent, prière de les renseigner. </w:t>
         <w:br/>
-        <w:t>- Prière de renseigner les montants dans les champs (s10q46 s10q47 s10q48 s10q49 s10q50 s10q51 s10q52 s10q53 s10q54 s10q55 s10q56 s10q57), mettre 0 si l'entreprise atelier de lavage de voiture n'a pas effectué des dépenses ou faire des reventes des marchandises ou des produits ou rendre de service.</w:t>
+        <w:t>- Prière de renseigner les montants dans les champs (s10q46 s10q47 s10q48 s10q49 s10q50 s10q51 s10q52 s10q53 s10q54 s10q55 s10q56 s10q57), mettre 0 si l'entreprise atelier de lavage de voiture n'a pas effectué des dépenses ou faire des reventes des marchandises ou des produits ou rendre de service.La main d'oeuvre sariale de NDEYE MOUR DIENG ayant travaillé dans cette entreprise atelier de lavage de voiture aucours des 30 derniers jours n'est pas renseigner. Prière de reneigner toutes les informations qui lui concerne.</w:t>
       </w:r>
     </w:p>
     <w:p>

--- a/rapports/16_02_2026/TRAORE/coh_EQ15_sup_082101000014.docx
+++ b/rapports/16_02_2026/TRAORE/coh_EQ15_sup_082101000014.docx
@@ -25,7 +25,7 @@
         <w:br/>
         <w:t>Grappe: 082101000014</w:t>
         <w:br/>
-        <w:t>Date: 16/02/2026 a 12:58</w:t>
+        <w:t>Date: 16/02/2026 a 13:04</w:t>
       </w:r>
     </w:p>
     <w:p/>
@@ -938,7 +938,7 @@
         <w:rPr>
           <w:sz w:val="20"/>
         </w:rPr>
-        <w:t>- Le ménage a consommé Ail mais les informations sur la quantité, l'unité ou la taille ne sont pas renseignées.Prière de renseigner. Le ménage a consommé Arachides pilées mais les informations sur la quantité, l'unité ou la taille ne sont pas renseignées.Prière de renseigner. Le ménage a consommé Aubergine   mais les informations sur la quantité, l'unité ou la taille ne sont pas renseignées.Prière de renseigner. Le ménage a consommé Aubergine sauvage  mais les informations sur la quantité, l'unité ou la taille ne sont pas renseignées.Prière de renseigner. Le ménage a consommé Autres céréales mais les informations sur la quantité, l'unité ou la taille ne sont pas renseignées.Prière de renseigner. Le ménage a consommé Banane douce mais les informations sur la quantité, l'unité ou la taille ne sont pas renseignées.Prière de renseigner. Le ménage a consommé Beignets de farine de boulangerie mais les informations sur la quantité, l'unité ou la taille ne sont pas renseignées.Prière de renseigner. Le ménage a consommé Beurre de karité mais les informations sur la quantité, l'unité ou la taille ne sont pas renseignées.Prière de renseigner. Le ménage a consommé Beurre mais les informations sur la quantité, l'unité ou la taille ne sont pas renseignées.Prière de renseigner. Le ménage a consommé Café en poudre soluble mais les informations sur la quantité, l'unité ou la taille ne sont pas renseignées.Prière de renseigner. Le ménage a consommé Capitaine frais mais les informations sur la quantité, l'unité ou la taille ne sont pas renseignées.Prière de renseigner. Le ménage a consommé Carotte mais les informations sur la quantité, l'unité ou la taille ne sont pas renseignées.Prière de renseigner. Le ménage a consommé Carpe séchée mais les informations sur la quantité, l'unité ou la taille ne sont pas renseignées.Prière de renseigner. Le ménage a consommé Choux mais les informations sur la quantité, l'unité ou la taille ne sont pas renseignées.Prière de renseigner. Le ménage a consommé Citron mais les informations sur la quantité, l'unité ou la taille ne sont pas renseignées.Prière de renseigner. Le ménage a consommé Concentré de tomate mais les informations sur la quantité, l'unité ou la taille ne sont pas renseignées.Prière de renseigner. Le ménage a consommé Conserves de poisson  mais les informations sur la quantité, l'unité ou la taille ne sont pas renseignées.Prière de renseigner. Le ménage a consommé Courge mais les informations sur la quantité, l'unité ou la taille ne sont pas renseignées.Prière de renseigner. Le ménage a consommé Cube alimentaire (Maggi, Jumbo, ) mais les informations sur la quantité, l'unité ou la taille ne sont pas renseignées.Prière de renseigner. Le ménage a consommé Farine de blé locale ou importée mais les informations sur la quantité, l'unité ou la taille ne sont pas renseignées.Prière de renseigner. Le ménage a consommé Feuilles de  Haricot mais les informations sur la quantité, l'unité ou la taille ne sont pas renseignées.Prière de renseigner. Le ménage a consommé Gombo frais mais les informations sur la quantité, l'unité ou la taille ne sont pas renseignées.Prière de renseigner. Le ménage a consommé Huile de palme raffinée mais les informations sur la quantité, l'unité ou la taille ne sont pas renseignées.Prière de renseigner. Le ménage a consommé Lait concentré sucré mais les informations sur la quantité, l'unité ou la taille ne sont pas renseignées.Prière de renseigner. Le ménage a consommé Lait en poudre mais les informations sur la quantité, l'unité ou la taille ne sont pas renseignées.Prière de renseigner. Le ménage a consommé Manioc en tubercules mais les informations sur la quantité, l'unité ou la taille ne sont pas renseignées.Prière de renseigner. Le ménage a consommé Mâchoiron séchée (Kon) mais les informations sur la quantité, l'unité ou la taille ne sont pas renseignées.Prière de renseigner. Le ménage a consommé Oignon frais mais les informations sur la quantité, l'unité ou la taille ne sont pas renseignées.Prière de renseigner. Le ménage a consommé Pain moderne (Baguette) mais les informations sur la quantité, l'unité ou la taille ne sont pas renseignées.Prière de renseigner. Le ménage a consommé Pastèque mais les informations sur la quantité, l'unité ou la taille ne sont pas renseignées.Prière de renseigner. Le ménage a consommé Patate douce mais les informations sur la quantité, l'unité ou la taille ne sont pas renseignées.Prière de renseigner. Le ménage a consommé Piment frais mais les informations sur la quantité, l'unité ou la taille ne sont pas renseignées.Prière de renseigner. Le ménage a consommé Piment séché mais les informations sur la quantité, l'unité ou la taille ne sont pas renseignées.Prière de renseigner. Le ménage a consommé Poireau mais les informations sur la quantité, l'unité ou la taille ne sont pas renseignées.Prière de renseigner. Le ménage a consommé Poisson frais type 9 mais les informations sur la quantité, l'unité ou la taille ne sont pas renseignées.Prière de renseigner. Le ménage a consommé Poivre mais les informations sur la quantité, l'unité ou la taille ne sont pas renseignées.Prière de renseigner. Le ménage a consommé Poivron frais mais les informations sur la quantité, l'unité ou la taille ne sont pas renseignées.Prière de renseigner. Le ménage a consommé Pomme de terre mais les informations sur la quantité, l'unité ou la taille ne sont pas renseignées.Prière de renseigner. Le ménage a consommé Pâte d'arachide mais les informations sur la quantité, l'unité ou la taille ne sont pas renseignées.Prière de renseigner. Le ménage a consommé Riz local fumé (malo-woussou) mais les informations sur la quantité, l'unité ou la taille ne sont pas renseignées.Prière de renseigner. Le ménage a consommé Salade (laitue) mais les informations sur la quantité, l'unité ou la taille ne sont pas renseignées.Prière de renseigner. Le ménage a consommé Sel mais les informations sur la quantité, l'unité ou la taille ne sont pas renseignées.Prière de renseigner. Difficile de consommer le Sel en   prière de verifier. Le ménage a consommé Silure séché mais les informations sur la quantité, l'unité ou la taille ne sont pas renseignées.Prière de renseigner. Le ménage a consommé Soumbala (moutarde africaine) mais les informations sur la quantité, l'unité ou la taille ne sont pas renseignées.Prière de renseigner. Le ménage a consommé Spaghettis mais les informations sur la quantité, l'unité ou la taille ne sont pas renseignées.Prière de renseigner. Le ménage a consommé Sucre en morceaux mais les informations sur la quantité, l'unité ou la taille ne sont pas renseignées.Prière de renseigner. Le ménage a consommé Sucre en poudre  mais les informations sur la quantité, l'unité ou la taille ne sont pas renseignées.Prière de renseigner. Le ménage a consommé Tamarin noir mais les informations sur la quantité, l'unité ou la taille ne sont pas renseignées.Prière de renseigner. Le ménage a consommé Thé en sachet mais les informations sur la quantité, l'unité ou la taille ne sont pas renseignées.Prière de renseigner. Avertissement!!! Le ménage a consommé .a   de Thé en sachet, cette quantité semble anormale pour une consommation des 7 derniers jours.Les ménages consomment géneralement en sachet ou en paquet, prière de corriger ou de confirmer avec le QG. Le ménage a consommé Tomate fraîche mais les informations sur la quantité, l'unité ou la taille ne sont pas renseignées.Prière de renseigner. Le ménage a consommé Vermicelles mais les informations sur la quantité, l'unité ou la taille ne sont pas renseignées.Prière de renseigner. Le ménage a consommé Viande de bœuf: filet, faux-filet mais les informations sur la quantité, l'unité ou la taille ne sont pas renseignées.Prière de renseigner. Le ménage a consommé Viande de poulet entier mais les informations sur la quantité, l'unité ou la taille ne sont pas renseignées.Prière de renseigner. Le ménage a consommé Vinaigre de vin mais les informations sur la quantité, l'unité ou la taille ne sont pas renseignées.Prière de renseigner. Le ménage a consommé Œufs frais mais les informations sur la quantité, l'unité ou la taille ne sont pas renseignées.Prière de renseigner.</w:t>
+        <w:t>- Attention ! Le prix unitaire d'achat (200 Fcfa) de Feuilles de  Haricot en Sachets (Moyen) est relativement élevé par rapport aux autres prix observés dans cette zone. Prière de corriger ou de confirmer avec le QG. Attention ! Le prix unitaire d'achat (3500 Fcfa) de Viande de bœuf: filet, faux-filet en Kg (taille unique) est relativement faible par rapport aux autres prix observés dans cette zone. Prière de corriger ou de confirmer avec le QG. Attention ! Soupçons de quantité anormale! Le ménage de SOCE NDIAYE avec une taille de 4 personnes a consommé 7 Pièce en Moyen de Pastèque qui est relativement élevé comme consommation par rapport à la condition de vie des autres ménages de même taille dans cette zone. Prière de corriger ou de confirmer avec le QG. Avertissement!! La quantité (3.5 litre) du produit Huile de palme raffinée consommée  par le ménage semble très élevé, prière de corriger ou confirmer avec le QG. Avertissement!!! Le ménage a consommé 7 Paquet Petit de Thé en sachet, cette quantité semble anormale pour une consommation des 7 derniers jours.Prière de corriger ou de confirmer avec le QG. Avertissement!! le prix unitaire (100 Fcfa) de Thé en sachet (unité: Paquet) de taille Petit est très faible ou élevé. Prière de corriger ou de confirmer avec le QG. Incohérence!! Dans ce ménage, chaque individus consomme par jour 1.044643 Kg  de cereale; Prière de revoir les quantités prises de ces produits. Incohérence!! Dans ce ménage, chaque individus consomme par jour 1.044643 Kg  de cereale; Prière de revoir les quantités prises de ces produits. Incohérence!! Dans ce ménage, chaque individus consomme par jour 1.044643 Kg  de cereale; Prière de revoir les quantités prises de ces produits. Le prix d'achat unitaire (1200 Fcfa) de Autres céréales en Kg de taille taille unique semble élevé, prière de regarder les reponses prises dans les questions s07bq07a s07bq07b s07bq07c s07bq08 pour mieux corriger. Le prix d'achat unitaire (1200 Fcfa) de Vermicelles en Kg de taille taille unique semble élevé, prière de regarder les reponses prises dans les questions s07bq07a s07bq07b s07bq07c s07bq08 pour mieux corriger.</w:t>
       </w:r>
     </w:p>
     <w:p>
@@ -1556,7 +1556,7 @@
         <w:rPr>
           <w:sz w:val="20"/>
         </w:rPr>
-        <w:t>- Attention ! Le prix unitaire d'achat (150 Fcfa) de Manioc en tubercules en Morceau (Portion) (Petit) est relativement élevé par rapport aux autres prix observés dans cette zone. Prière de corriger ou de confirmer avec le QG. Attention ! Le prix unitaire d'achat (150 Fcfa) de Patate douce en Pièce (Petit) est relativement élevé par rapport aux autres prix observés dans cette zone. Prière de corriger ou de confirmer avec le QG. Attention ! Le prix unitaire d'achat (200 Fcfa) de Pain moderne (Baguette) en miche (Moyen) est relativement élevé par rapport aux autres prix observés dans cette zone. Prière de corriger ou de confirmer avec le QG. Attention ! Le prix unitaire d'achat (25 Fcfa) de Ail en Sachets (Petit) est relativement faible par rapport aux autres prix observés dans cette zone. Prière de corriger ou de confirmer avec le QG. Attention ! Soupçons de quantité anormale! Le ménage de OUSMANE NDIAYE avec une taille de 7 personnes a consommé 7 Kg en taille unique de Sucre en poudre  qui est relativement élevé comme consommation par rapport à la condition de vie des autres ménages de même taille dans cette zone. Prière de corriger ou de confirmer avec le QG. Avertissement!! La quantité (7.25 litre) du produit Huile de palme raffinée consommée  par le ménage semble très élevé, prière de corriger ou confirmer avec le QG. Avertissement!!! Le ménage a consommé 1 Paquet Moyen de Thé en sachet, cette quantité semble anormale pour une consommation des 7 derniers jours.Prière de corriger ou de confirmer avec le QG. Attention ! Le prix unitaire d'achat (1100 Fcfa) de Thé en sachet en Paquet (Moyen) est relativement élevé par rapport aux autres prix observés dans cette zone. Prière de corriger ou de confirmer avec le QG.</w:t>
+        <w:t>- Attention ! Le prix unitaire d'achat (100 Fcfa) de Piment frais en Pièce (Petit) est relativement élevé par rapport aux autres prix observés dans cette zone. Prière de corriger ou de confirmer avec le QG. Attention ! Le prix unitaire d'achat (150 Fcfa) de Manioc en tubercules en Morceau (Portion) (Petit) est relativement élevé par rapport aux autres prix observés dans cette zone. Prière de corriger ou de confirmer avec le QG. Attention ! Le prix unitaire d'achat (200 Fcfa) de Pain moderne (Baguette) en miche (Moyen) est relativement élevé par rapport aux autres prix observés dans cette zone. Prière de corriger ou de confirmer avec le QG. Attention ! Soupçons de quantité anormale! Le ménage de OUSMANE NDIAYE avec une taille de 7 personnes a consommé 10 Sachets en Petit de Piment séché qui est relativement élevé comme consommation par rapport à la condition de vie des autres ménages de même taille dans cette zone. Prière de corriger ou de confirmer avec le QG. Attention ! Soupçons de quantité anormale! Le ménage de OUSMANE NDIAYE avec une taille de 7 personnes a consommé 21 Sachets en Petit de Poivre qui est relativement élevé comme consommation par rapport à la condition de vie des autres ménages de même taille dans cette zone. Prière de corriger ou de confirmer avec le QG. Attention ! Soupçons de quantité anormale! Le ménage de OUSMANE NDIAYE avec une taille de 7 personnes a consommé 7 Kg en taille unique de Sucre en poudre  qui est relativement élevé comme consommation par rapport à la condition de vie des autres ménages de même taille dans cette zone. Prière de corriger ou de confirmer avec le QG. Avertissement!! La quantité (7.25 litre) du produit Huile de palme raffinée consommée  par le ménage semble très élevé, prière de corriger ou confirmer avec le QG. Avertissement!!! Le ménage a consommé 1 Paquet Moyen de Thé en sachet, cette quantité semble anormale pour une consommation des 7 derniers jours.Prière de corriger ou de confirmer avec le QG.</w:t>
       </w:r>
     </w:p>
     <w:p>
@@ -2026,7 +2026,7 @@
         </w:rPr>
         <w:t xml:space="preserve">- Avertissement!!!  HAMIDOU GUISSE  ne possède pas le téléphone android, n'utilise régulièrement pas un téléphone appartenant à une autre personne mais a accès à l'internet, merci de confirmer cette information avec le QG. </w:t>
         <w:br/>
-        <w:t>- Attention ! Le montant (10000 Fcfa) dépensé ou reçu en cadeau pour les cartes prépayées, les transferts de crédit et les abonnements de  BOCAR GUISSE est relativement élevé par rapport aux autres montants depansés observés dans cette zone. Prière de corriger ou de confirmer avec le QG. Attention ! Le montant (5000 Fcfa) dépensé ou reçu en cadeau pour les recharges internet ou de forfaits de données mobiles(hors appels vocaux), aucours des 30 derniers jours de  BOCAR GUISSE est relativement élevé par rapport aux autres montants depansés observés dans cette zone. Prière de corriger ou de confirmer avec le QG.</w:t>
+        <w:t>- Attention ! Le montant (10000 Fcfa) dépensé ou reçu en cadeau pour les cartes prépayées, les transferts de crédit et les abonnements de  BOCAR GUISSE est relativement élevé par rapport aux autres montants depansés observés dans cette zone. Prière de corriger ou de confirmer avec le QG.</w:t>
       </w:r>
     </w:p>
     <w:p>
@@ -2124,7 +2124,7 @@
         <w:rPr>
           <w:sz w:val="20"/>
         </w:rPr>
-        <w:t>- Attention ! Le prix unitaire d'achat (30 Fcfa) de Cube alimentaire (Maggi, Jumbo, ) en Cube (Moyen) est relativement faible par rapport aux autres prix observés dans cette zone. Prière de corriger ou de confirmer avec le QG. Attention ! Le prix unitaire d'achat (50 Fcfa) de Aubergine sauvage  en Pièce (Moyen) est relativement faible par rapport aux autres prix observés dans cette zone. Prière de corriger ou de confirmer avec le QG. Avertissement!! La quantité (5.75 litre) du produit Huile de palme raffinée consommée  par le ménage semble très élevé, prière de corriger ou confirmer avec le QG. Avertissement!!! Le ménage a consommé 10 Paquet Petit de Thé en sachet, cette quantité semble anormale pour une consommation des 7 derniers jours.Prière de corriger ou de confirmer avec le QG. Avertissement!!  le prix unitaire (1000 Fcfa) de Thé en sachet en Carton de taille Moyen est très faible ou élevé. Prière de corriger ou de confirmer avec le QG. Le Thé en sachet n'est généralement pas vendu en Carton de taille Moyen mais plutôt en paquet prière de confirmer cette information auprès de l'enqueté et corriger si nécessaire. Avertissement!!! Le ménage a consommé 18 Pièce Moyen de Capitaine frais, cette quantité semble anormale pour une consommation des 7 derniers jours.Prière de corriger ou de confirmer avec le QG. Le prix d'achat unitaire (540 Fcfa) de Sucre en poudre  en Sac (25 Kg) de taille taille unique est très faible, prière de regarder les reponses prises dans les questions s07bq07a s07bq07b s07bq07c s07bq08 pour mieux corriger.</w:t>
+        <w:t>- Attention ! Le prix unitaire d'achat (30 Fcfa) de Cube alimentaire (Maggi, Jumbo, ) en Cube (Moyen) est relativement faible par rapport aux autres prix observés dans cette zone. Prière de corriger ou de confirmer avec le QG. Attention ! Le prix unitaire d'achat (700 Fcfa) de Banane douce en Kg (taille unique) est relativement faible par rapport aux autres prix observés dans cette zone. Prière de corriger ou de confirmer avec le QG. Avertissement!! La quantité (5.75 litre) du produit Huile de palme raffinée consommée  par le ménage semble très élevé, prière de corriger ou confirmer avec le QG. Avertissement!!! Le ménage a consommé 10 Paquet Petit de Thé en sachet, cette quantité semble anormale pour une consommation des 7 derniers jours.Prière de corriger ou de confirmer avec le QG. Avertissement!!  le prix unitaire (1000 Fcfa) de Thé en sachet en Carton de taille Moyen est très faible ou élevé. Prière de corriger ou de confirmer avec le QG. Le Thé en sachet n'est généralement pas vendu en Carton de taille Moyen mais plutôt en paquet prière de confirmer cette information auprès de l'enqueté et corriger si nécessaire. Avertissement!!! Le ménage a consommé 18 Pièce Moyen de Capitaine frais, cette quantité semble anormale pour une consommation des 7 derniers jours.Prière de corriger ou de confirmer avec le QG. Le prix d'achat unitaire (540 Fcfa) de Sucre en poudre  en Sac (25 Kg) de taille taille unique est très faible, prière de regarder les reponses prises dans les questions s07bq07a s07bq07b s07bq07c s07bq08 pour mieux corriger.</w:t>
       </w:r>
     </w:p>
     <w:p>
@@ -3168,6 +3168,27 @@
           <w:color w:val="4672C4"/>
           <w:sz w:val="22"/>
         </w:rPr>
+        <w:t>&gt;&gt; Section0 - Identification et renseignements de controle</w:t>
+      </w:r>
+    </w:p>
+    <w:p>
+      <w:pPr>
+        <w:ind w:left="283"/>
+      </w:pPr>
+      <w:r>
+        <w:rPr>
+          <w:sz w:val="20"/>
+        </w:rPr>
+        <w:t>- Le questionnaire semble ne pas être complètement fini mais le questionnaire est en statut complet, prière de compléter le questionnaire.</w:t>
+      </w:r>
+    </w:p>
+    <w:p>
+      <w:r>
+        <w:rPr>
+          <w:b/>
+          <w:color w:val="4672C4"/>
+          <w:sz w:val="22"/>
+        </w:rPr>
         <w:t>&gt;&gt; Section1 - Caracteristiques des membres</w:t>
       </w:r>
     </w:p>
@@ -3285,7 +3306,7 @@
         <w:rPr>
           <w:sz w:val="20"/>
         </w:rPr>
-        <w:t>- Attention ! Le prix unitaire d'achat (200 Fcfa) de Pain moderne (Baguette) en miche (Moyen) est relativement élevé par rapport aux autres prix observés dans cette zone. Prière de corriger ou de confirmer avec le QG. Incohérence!! Dans ce ménage, chaque individus consomme par jour 37.88476 Kg  de cereale; Prière de revoir les quantités prises de ces produits. Incohérence!! Dans ce ménage, chaque individus consomme par jour 37.88476 Kg  de cereale; Prière de revoir les quantités prises de ces produits. Le ménage a consommé Ail mais les informations sur la quantité, l'unité ou la taille ne sont pas renseignées.Prière de renseigner. Le ménage a consommé Arachides pilées mais les informations sur la quantité, l'unité ou la taille ne sont pas renseignées.Prière de renseigner. Le ménage a consommé Aubergine   mais les informations sur la quantité, l'unité ou la taille ne sont pas renseignées.Prière de renseigner. Le ménage a consommé Aubergine sauvage  mais les informations sur la quantité, l'unité ou la taille ne sont pas renseignées.Prière de renseigner. Le ménage a consommé Beurre mais les informations sur la quantité, l'unité ou la taille ne sont pas renseignées.Prière de renseigner. Le ménage a consommé Café moulu mais les informations sur la quantité, l'unité ou la taille ne sont pas renseignées.Prière de renseigner. Le ménage a consommé Capitaine frais mais les informations sur la quantité, l'unité ou la taille ne sont pas renseignées.Prière de renseigner. Le ménage a consommé Carotte mais les informations sur la quantité, l'unité ou la taille ne sont pas renseignées.Prière de renseigner. Le ménage a consommé Carpe séchée mais les informations sur la quantité, l'unité ou la taille ne sont pas renseignées.Prière de renseigner. Le ménage a consommé Choux mais les informations sur la quantité, l'unité ou la taille ne sont pas renseignées.Prière de renseigner. Le ménage a consommé Courge mais les informations sur la quantité, l'unité ou la taille ne sont pas renseignées.Prière de renseigner. Le ménage a consommé Cube alimentaire (Maggi, Jumbo, ) mais les informations sur la quantité, l'unité ou la taille ne sont pas renseignées.Prière de renseigner. Le ménage a consommé Feuilles de Fakoye (Feuille de corete) mais les informations sur la quantité, l'unité ou la taille ne sont pas renseignées.Prière de renseigner. Le ménage a consommé Feuilles de patate mais les informations sur la quantité, l'unité ou la taille ne sont pas renseignées.Prière de renseigner. Le ménage a consommé Huile de palme raffinée mais les informations sur la quantité, l'unité ou la taille ne sont pas renseignées.Prière de renseigner. Le ménage a consommé Manioc en tubercules mais les informations sur la quantité, l'unité ou la taille ne sont pas renseignées.Prière de renseigner. Le ménage a consommé Mâchoiron séchée (Kon) mais les informations sur la quantité, l'unité ou la taille ne sont pas renseignées.Prière de renseigner. Le ménage a consommé Niébé/Haricots secs mais les informations sur la quantité, l'unité ou la taille ne sont pas renseignées.Prière de renseigner. Le ménage a consommé Oignon frais mais les informations sur la quantité, l'unité ou la taille ne sont pas renseignées.Prière de renseigner. Le ménage a consommé Patate douce mais les informations sur la quantité, l'unité ou la taille ne sont pas renseignées.Prière de renseigner. Le ménage a consommé Piment frais mais les informations sur la quantité, l'unité ou la taille ne sont pas renseignées.Prière de renseigner. Le ménage a consommé Piment séché mais les informations sur la quantité, l'unité ou la taille ne sont pas renseignées.Prière de renseigner. Le ménage a consommé Poireau mais les informations sur la quantité, l'unité ou la taille ne sont pas renseignées.Prière de renseigner. Le ménage a consommé Poivre mais les informations sur la quantité, l'unité ou la taille ne sont pas renseignées.Prière de renseigner. Le ménage a consommé Poivron frais mais les informations sur la quantité, l'unité ou la taille ne sont pas renseignées.Prière de renseigner. Le ménage a consommé Sel mais les informations sur la quantité, l'unité ou la taille ne sont pas renseignées.Prière de renseigner. Difficile de consommer le Sel en   prière de verifier. Le ménage a consommé Soumbala (moutarde africaine) mais les informations sur la quantité, l'unité ou la taille ne sont pas renseignées.Prière de renseigner. Le ménage a consommé Sucre en poudre  mais les informations sur la quantité, l'unité ou la taille ne sont pas renseignées.Prière de renseigner. Le ménage a consommé Thé en sachet mais les informations sur la quantité, l'unité ou la taille ne sont pas renseignées.Prière de renseigner. Avertissement!!! Le ménage a consommé .a   de Thé en sachet, cette quantité semble anormale pour une consommation des 7 derniers jours.Les ménages consomment géneralement en sachet ou en paquet, prière de corriger ou de confirmer avec le QG. Le ménage a consommé Tomate fraîche mais les informations sur la quantité, l'unité ou la taille ne sont pas renseignées.Prière de renseigner.</w:t>
+        <w:t>- Attention ! Le prix unitaire d'achat (200 Fcfa) de Pain moderne (Baguette) en miche (Moyen) est relativement élevé par rapport aux autres prix observés dans cette zone. Prière de corriger ou de confirmer avec le QG. Attention ! Le prix unitaire d'achat (50 Fcfa) de Manioc en tubercules en Morceau (Portion) (Petit) est relativement faible par rapport aux autres prix observés dans cette zone. Prière de corriger ou de confirmer avec le QG. Attention ! Soupçons de quantité anormale! Le ménage de ALHASSANE NDIAYE avec une taille de 6 personnes a consommé 15 Kg en taille unique de Riz local Gambiaka qui est relativement élevé comme consommation par rapport à la condition de vie des autres ménages de même taille dans cette zone. Prière de corriger ou de confirmer avec le QG. Avertissement!! La quantité (4 litre) du produit Huile de palme raffinée consommée  par le ménage semble très élevé, prière de corriger ou confirmer avec le QG. Avertissement!!! Le ménage a consommé 1 Paquet Moyen de Thé en sachet, cette quantité semble anormale pour une consommation des 7 derniers jours.Prière de corriger ou de confirmer avec le QG. Avertissement!!! Le ménage a consommé 12 Sachets Petit de Sucre en poudre , cette quantité semble anormale pour une consommation des 7 derniers jours.Prière de corriger ou de confirmer avec le QG. Avertissement!!! Le ménage a consommé 15 Pièce Moyen de Capitaine frais, cette quantité semble anormale pour une consommation des 7 derniers jours.Prière de corriger ou de confirmer avec le QG. Attention ! Soupçons de quantité anormale! Le ménage de ALHASSANE NDIAYE avec une taille de 6 personnes a consommé 15 Pièce en Moyen de Capitaine frais qui est relativement élevé comme consommation par rapport à la condition de vie des autres ménages de même taille dans cette zone. Prière de corriger ou de confirmer avec le QG.</w:t>
       </w:r>
     </w:p>
     <w:p>
@@ -3306,6 +3327,8 @@
         <w:rPr>
           <w:sz w:val="20"/>
         </w:rPr>
+        <w:t xml:space="preserve">- Attention ! Bonbonne de gaz a été revendu à 20000 Fcfa qui est relativement élevé par rapport aux autres prix de revente observés dans cette zone. Prière de corriger ou de confirmer avec le QG. </w:t>
+        <w:br/>
         <w:t>- Le prix d'achat de l'article  Fer à repasser à charbon ne doit pas être égal 0 même si le ménage l'a reçu en cadeau prière de leurs aider à faire une estimations. Le prix de revente de l'article  Fer à repasser à charbon ne doit pas être égal 0 même si le ménage l'a reçu en cadeau prière de leurs aider à faire une estimations.</w:t>
       </w:r>
     </w:p>
@@ -3705,8 +3728,6 @@
         <w:rPr>
           <w:sz w:val="20"/>
         </w:rPr>
-        <w:t xml:space="preserve">- Attention ! Le montant (4400 Fcfa) dépensé ou reçu en cadeau pour les recharges internet ou de forfaits de données mobiles(hors appels vocaux), aucours des 30 derniers jours de  MALICK DIOP est relativement élevé par rapport aux autres montants depansés observés dans cette zone. Prière de corriger ou de confirmer avec le QG. </w:t>
-        <w:br/>
         <w:t>- Attention ! Vous avez déclaré en s01q00 que le répondant est la personne elle-même, or SERIGNE CHEIKH TIDIANE DIOP est trop jeune (3 ans) pour fournir des informations correctes. Prière de refaire la section 1 pour SERIGNE CHEIKH TIDIANE DIOP en demandant à un adulte de répondre aux questions à sa place.</w:t>
       </w:r>
     </w:p>
@@ -3799,7 +3820,7 @@
         <w:rPr>
           <w:sz w:val="20"/>
         </w:rPr>
-        <w:t>- Attention ! Le prix unitaire d'achat (100 Fcfa) de Citron en Pièce (Petit) est relativement élevé par rapport aux autres prix observés dans cette zone. Prière de corriger ou de confirmer avec le QG. Attention ! Le prix unitaire d'achat (150 Fcfa) de Aubergine sauvage  en Pièce (Moyen) est relativement élevé par rapport aux autres prix observés dans cette zone. Prière de corriger ou de confirmer avec le QG. Attention ! Le prix unitaire d'achat (200 Fcfa) de Aubergine   en Pièce (Moyen) est relativement élevé par rapport aux autres prix observés dans cette zone. Prière de corriger ou de confirmer avec le QG. Attention ! Le prix unitaire d'achat (200 Fcfa) de Courge en Morceau (Portion) (Moyen) est relativement élevé par rapport aux autres prix observés dans cette zone. Prière de corriger ou de confirmer avec le QG. Attention ! Le prix unitaire d'achat (3500 Fcfa) de Viande de bœuf: filet, faux-filet en Kg (taille unique) est relativement faible par rapport aux autres prix observés dans cette zone. Prière de corriger ou de confirmer avec le QG. Avertissement!!! Le ménage a consommé 1 Paquet Moyen de Thé en sachet, cette quantité semble anormale pour une consommation des 7 derniers jours.Prière de corriger ou de confirmer avec le QG.</w:t>
+        <w:t>- Attention ! Le prix unitaire d'achat (100 Fcfa) de Citron en Pièce (Petit) est relativement élevé par rapport aux autres prix observés dans cette zone. Prière de corriger ou de confirmer avec le QG. Attention ! Le prix unitaire d'achat (200 Fcfa) de Aubergine   en Pièce (Moyen) est relativement élevé par rapport aux autres prix observés dans cette zone. Prière de corriger ou de confirmer avec le QG. Attention ! Le prix unitaire d'achat (200 Fcfa) de Courge en Morceau (Portion) (Moyen) est relativement élevé par rapport aux autres prix observés dans cette zone. Prière de corriger ou de confirmer avec le QG. Attention ! Le prix unitaire d'achat (200 Fcfa) de Poireau en Tas (Petit) est relativement élevé par rapport aux autres prix observés dans cette zone. Prière de corriger ou de confirmer avec le QG. Attention ! Le prix unitaire d'achat (3500 Fcfa) de Viande de bœuf: filet, faux-filet en Kg (taille unique) est relativement faible par rapport aux autres prix observés dans cette zone. Prière de corriger ou de confirmer avec le QG. Attention ! Soupçons de quantité anormale! Le ménage de MALICK DIOP avec une taille de 4 personnes a consommé .75 Kg en taille unique de Lait en poudre qui est relativement élevé comme consommation par rapport à la condition de vie des autres ménages de même taille dans cette zone. Prière de corriger ou de confirmer avec le QG. Avertissement!!! Le ménage a consommé 1 Paquet Moyen de Thé en sachet, cette quantité semble anormale pour une consommation des 7 derniers jours.Prière de corriger ou de confirmer avec le QG.</w:t>
       </w:r>
     </w:p>
     <w:p>
@@ -4305,7 +4326,7 @@
         <w:rPr>
           <w:sz w:val="20"/>
         </w:rPr>
-        <w:t>- Prière de renseigner toutes les informations du ménage dans la section 0 avant d'entamer les autres informations.</w:t>
+        <w:t>- Le questionnaire semble ne pas être complètement fini mais le questionnaire est en statut complet, prière de compléter le questionnaire.</w:t>
       </w:r>
     </w:p>
     <w:p>
@@ -4326,7 +4347,7 @@
         <w:rPr>
           <w:sz w:val="20"/>
         </w:rPr>
-        <w:t xml:space="preserve">- Les catégories socioprofessionnelles du père biologique de  LAMINE BA  ne sont pas coherentes, prière de corriger.  Avertissement!!!  LAMINE BA  ne possède pas le téléphone android, a accès à l'internet , prière de confirmer cette information. Attention ! Le montant (10000 Fcfa) dépensé ou reçu en cadeau pour les cartes prépayées, les transferts de crédit et les abonnements de  LAMINE BA est relativement élevé par rapport aux autres montants depansés observés dans cette zone. Prière de corriger ou de confirmer avec le QG. Attention ! Le montant (5000 Fcfa) dépensé ou reçu en cadeau pour les recharges internet ou de forfaits de données mobiles(hors appels vocaux), aucours des 30 derniers jours de  LAMINE BA est relativement élevé par rapport aux autres montants depansés observés dans cette zone. Prière de corriger ou de confirmer avec le QG. </w:t>
+        <w:t xml:space="preserve">- Les catégories socioprofessionnelles du père biologique de  LAMINE BA  ne sont pas coherentes, prière de corriger.  Avertissement!!!  LAMINE BA  ne possède pas le téléphone android, a accès à l'internet , prière de confirmer cette information. Attention ! Le montant (10000 Fcfa) dépensé ou reçu en cadeau pour les cartes prépayées, les transferts de crédit et les abonnements de  LAMINE BA est relativement élevé par rapport aux autres montants depansés observés dans cette zone. Prière de corriger ou de confirmer avec le QG. </w:t>
         <w:br/>
         <w:t xml:space="preserve">- Les informations sur l'acte de naissance (ni Jours, ni mois et ni années) de  ABDOULAYE BA  manquent, s'il vous plait pouvez-vous fournir d'effort pour avoir ces informations. </w:t>
         <w:br/>
@@ -4465,7 +4486,7 @@
         <w:rPr>
           <w:sz w:val="20"/>
         </w:rPr>
-        <w:t>- Attention ! Le prix unitaire d'achat (100 Fcfa) de Concentré de tomate en Sachets industriel (Moyen) est relativement faible par rapport aux autres prix observés dans cette zone. Prière de corriger ou de confirmer avec le QG. Attention ! Le prix unitaire d'achat (150 Fcfa) de Aubergine   en Pièce (Moyen) est relativement élevé par rapport aux autres prix observés dans cette zone. Prière de corriger ou de confirmer avec le QG. Attention ! Le prix unitaire d'achat (2000 Fcfa) de Arachides pilées en Kg (taille unique) est relativement élevé par rapport aux autres prix observés dans cette zone. Prière de corriger ou de confirmer avec le QG. Attention ! Le prix unitaire d'achat (375 Fcfa) de Pastèque en Pièce (Moyen) est relativement faible par rapport aux autres prix observés dans cette zone. Prière de corriger ou de confirmer avec le QG. Attention ! Le prix unitaire d'achat (400 Fcfa) de Choux en Pièce (Moyen) est relativement élevé par rapport aux autres prix observés dans cette zone. Prière de corriger ou de confirmer avec le QG. Avertissement!! La quantité (5.75 litre) du produit Huile de palme raffinée consommée  par le ménage semble très élevé, prière de corriger ou confirmer avec le QG. Avertissement!!! Le ménage a consommé 8 Tas Petit de Capitaine frais, cette quantité semble anormale pour une consommation des 7 derniers jours.Prière de corriger ou de confirmer avec le QG.</w:t>
+        <w:t>- Attention ! Le prix unitaire d'achat (100 Fcfa) de Concentré de tomate en Sachets industriel (Moyen) est relativement faible par rapport aux autres prix observés dans cette zone. Prière de corriger ou de confirmer avec le QG. Attention ! Le prix unitaire d'achat (150 Fcfa) de Aubergine   en Pièce (Moyen) est relativement élevé par rapport aux autres prix observés dans cette zone. Prière de corriger ou de confirmer avec le QG. Attention ! Le prix unitaire d'achat (2000 Fcfa) de Arachides pilées en Kg (taille unique) est relativement élevé par rapport aux autres prix observés dans cette zone. Prière de corriger ou de confirmer avec le QG. Attention ! Le prix unitaire d'achat (400 Fcfa) de Choux en Pièce (Moyen) est relativement élevé par rapport aux autres prix observés dans cette zone. Prière de corriger ou de confirmer avec le QG. Avertissement!! La quantité (5.75 litre) du produit Huile de palme raffinée consommée  par le ménage semble très élevé, prière de corriger ou confirmer avec le QG. Avertissement!!! Le ménage a consommé 8 Tas Petit de Capitaine frais, cette quantité semble anormale pour une consommation des 7 derniers jours.Prière de corriger ou de confirmer avec le QG.</w:t>
       </w:r>
     </w:p>
     <w:p>
@@ -4530,11 +4551,7 @@
         <w:rPr>
           <w:sz w:val="20"/>
         </w:rPr>
-        <w:t xml:space="preserve">- L'entreprise vendeur de produit alimentaire dit avoir réçu une somme sur la vente de ces produits transformés (s10q48 est differnt de 0) mais n'a depensé aucune somme sur l'achat des matières premières (s10q49==0), prière de fournir de l'effort pour estimer le montant obtenu en achat de matières premières. Cette entreprise vendeur de produit alimentaire dit avoir obtenu une valeur sur les marchandises vendu en etat et les marchandises vendu après transformation. L'entreprise vendeur de produit alimentaire est généralement une entreprise commerciale ou de service dont elle ne depense pas en achat de matières premières.Elle ne transforme pas de produit donc ne peut pas obtenir un montant sur la vente des produits transformés (10.48 ou 10.49). Prière de mettre 0 pour ces questions si elles ne font pas de transformation. </w:t>
-        <w:br/>
-        <w:t xml:space="preserve">- Les informations sur ces entrepises non agricole manquent, prière de les renseigner. </w:t>
-        <w:br/>
-        <w:t>- Prière de renseigner les montants dans les champs (s10q46 s10q47 s10q48 s10q49 s10q50 s10q51 s10q52 s10q53 s10q54 s10q55 s10q56 s10q57), mettre 0 si l'entreprise atelier de lavage de voiture n'a pas effectué des dépenses ou faire des reventes des marchandises ou des produits ou rendre de service.La main d'oeuvre sariale de NDEYE MOUR DIENG ayant travaillé dans cette entreprise atelier de lavage de voiture aucours des 30 derniers jours n'est pas renseigner. Prière de reneigner toutes les informations qui lui concerne.</w:t>
+        <w:t>- L'entreprise vendeur de produit alimentaire dit avoir réçu une somme sur la vente de ces produits transformés (s10q48 est differnt de 0) mais n'a depensé aucune somme sur l'achat des matières premières (s10q49==0), prière de fournir de l'effort pour estimer le montant obtenu en achat de matières premières. Cette entreprise vendeur de produit alimentaire dit avoir obtenu une valeur sur les marchandises vendu en etat et les marchandises vendu après transformation. L'entreprise vendeur de produit alimentaire est généralement une entreprise commerciale ou de service dont elle ne depense pas en achat de matières premières.Elle ne transforme pas de produit donc ne peut pas obtenir un montant sur la vente des produits transformés (10.48 ou 10.49). Prière de mettre 0 pour ces questions si elles ne font pas de transformation.</w:t>
       </w:r>
     </w:p>
     <w:p>
@@ -4555,7 +4572,7 @@
         <w:rPr>
           <w:sz w:val="20"/>
         </w:rPr>
-        <w:t>- Le montant (FCFA) du loyer mensuel payé pour un logement comme le votre dans ce village/quartier est trop faible, Veuillez s'il vous plaît corriger cette information. La dernière fois qu'un enfant de moins de 5 ans a passé des selles est 2 et semble exister dans les modalités, prière de prendre attache avec le QG pour plus d'explication afin de la classer bien.</w:t>
+        <w:t>- Le montant (FCFA) du loyer mensuel payé pour un logement comme le votre dans ce village/quartier est trop faible, Veuillez s'il vous plaît corriger cette information.</w:t>
       </w:r>
     </w:p>
     <w:p>
@@ -4576,8 +4593,6 @@
         <w:rPr>
           <w:sz w:val="20"/>
         </w:rPr>
-        <w:t xml:space="preserve">- Avertissement!! La question s12q04 n'a pas été renseigner pour l'article: Voiture personnelle, prière de renseigner. </w:t>
-        <w:br/>
         <w:t xml:space="preserve">- Le prix de revente de l'article  Armoires et autres meubles ne doit pas être égal 0 même si le ménage l'a reçu en cadeau prière de leurs aider à faire une estimations. </w:t>
         <w:br/>
         <w:t xml:space="preserve">- Le prix de revente de l'article  Bonbonne de gaz ne doit pas être égal 0 même si le ménage l'a reçu en cadeau prière de leurs aider à faire une estimations. </w:t>
@@ -4940,27 +4955,6 @@
           <w:color w:val="4672C4"/>
           <w:sz w:val="22"/>
         </w:rPr>
-        <w:t>&gt;&gt; Section0 - Identification et renseignements de controle</w:t>
-      </w:r>
-    </w:p>
-    <w:p>
-      <w:pPr>
-        <w:ind w:left="283"/>
-      </w:pPr>
-      <w:r>
-        <w:rPr>
-          <w:sz w:val="20"/>
-        </w:rPr>
-        <w:t>- Vous avez declaré que le questionnaire est complètement fini mais le questionnaire est en statut partiel, prière de mettre le questionnaire en statut complet s'il est fini.</w:t>
-      </w:r>
-    </w:p>
-    <w:p>
-      <w:r>
-        <w:rPr>
-          <w:b/>
-          <w:color w:val="4672C4"/>
-          <w:sz w:val="22"/>
-        </w:rPr>
         <w:t>&gt;&gt; Section1 - Caracteristiques des membres</w:t>
       </w:r>
     </w:p>
@@ -5045,7 +5039,7 @@
         <w:rPr>
           <w:sz w:val="20"/>
         </w:rPr>
-        <w:t>- Attention ! Le prix unitaire d'achat (100 Fcfa) de Citron en Pièce (Petit) est relativement élevé par rapport aux autres prix observés dans cette zone. Prière de corriger ou de confirmer avec le QG. Attention ! Le prix unitaire d'achat (150 Fcfa) de Pain moderne (Baguette) en miche (Moyen) est relativement faible par rapport aux autres prix observés dans cette zone. Prière de corriger ou de confirmer avec le QG. Attention ! Le prix unitaire d'achat (200 Fcfa) de Choux en Morceau (Portion) (Petit) est relativement élevé par rapport aux autres prix observés dans cette zone. Prière de corriger ou de confirmer avec le QG. Attention ! Le prix unitaire d'achat (200 Fcfa) de Courge en Morceau (Portion) (Petit) est relativement élevé par rapport aux autres prix observés dans cette zone. Prière de corriger ou de confirmer avec le QG.</w:t>
+        <w:t>- Attention ! Le prix unitaire d'achat (100 Fcfa) de Citron en Pièce (Petit) est relativement élevé par rapport aux autres prix observés dans cette zone. Prière de corriger ou de confirmer avec le QG. Attention ! Le prix unitaire d'achat (100 Fcfa) de Piment frais en Pièce (Petit) est relativement élevé par rapport aux autres prix observés dans cette zone. Prière de corriger ou de confirmer avec le QG. Attention ! Le prix unitaire d'achat (150 Fcfa) de Pain moderne (Baguette) en miche (Moyen) est relativement faible par rapport aux autres prix observés dans cette zone. Prière de corriger ou de confirmer avec le QG. Attention ! Le prix unitaire d'achat (200 Fcfa) de Choux en Morceau (Portion) (Petit) est relativement élevé par rapport aux autres prix observés dans cette zone. Prière de corriger ou de confirmer avec le QG. Attention ! Le prix unitaire d'achat (200 Fcfa) de Courge en Morceau (Portion) (Petit) est relativement élevé par rapport aux autres prix observés dans cette zone. Prière de corriger ou de confirmer avec le QG. Attention ! Le prix unitaire d'achat (200 Fcfa) de Poireau en Tas (Petit) est relativement élevé par rapport aux autres prix observés dans cette zone. Prière de corriger ou de confirmer avec le QG. Attention ! Le prix unitaire d'achat (25 Fcfa) de Cube alimentaire (Maggi, Jumbo, ) en Cube (Petit) est relativement faible par rapport aux autres prix observés dans cette zone. Prière de corriger ou de confirmer avec le QG. Attention ! Le prix unitaire d'achat (500 Fcfa) de Banane douce en Kg (taille unique) est relativement faible par rapport aux autres prix observés dans cette zone. Prière de corriger ou de confirmer avec le QG.</w:t>
       </w:r>
     </w:p>
     <w:p>
@@ -5517,9 +5511,7 @@
         <w:rPr>
           <w:sz w:val="20"/>
         </w:rPr>
-        <w:t xml:space="preserve">- Attention ! Le montant (10000 Fcfa) dépensé ou reçu en cadeau pour les cartes prépayées, les transferts de crédit et les abonnements de  OUSSEYNOU BA est relativement élevé par rapport aux autres montants depansés observés dans cette zone. Prière de corriger ou de confirmer avec le QG. Attention ! Le montant (8000 Fcfa) dépensé ou reçu en cadeau pour les recharges internet ou de forfaits de données mobiles(hors appels vocaux), aucours des 30 derniers jours de  OUSSEYNOU BA est relativement élevé par rapport aux autres montants depansés observés dans cette zone. Prière de corriger ou de confirmer avec le QG. </w:t>
-        <w:br/>
-        <w:t>- Attention ! Le montant (5000 Fcfa) dépensé ou reçu en cadeau pour les recharges internet ou de forfaits de données mobiles(hors appels vocaux), aucours des 30 derniers jours de  AMINATA CHEICK DIA est relativement élevé par rapport aux autres montants depansés observés dans cette zone. Prière de corriger ou de confirmer avec le QG.</w:t>
+        <w:t>- Attention ! Le montant (10000 Fcfa) dépensé ou reçu en cadeau pour les cartes prépayées, les transferts de crédit et les abonnements de  OUSSEYNOU BA est relativement élevé par rapport aux autres montants depansés observés dans cette zone. Prière de corriger ou de confirmer avec le QG. Attention ! Le montant (8000 Fcfa) dépensé ou reçu en cadeau pour les recharges internet ou de forfaits de données mobiles(hors appels vocaux), aucours des 30 derniers jours de  OUSSEYNOU BA est relativement élevé par rapport aux autres montants depansés observés dans cette zone. Prière de corriger ou de confirmer avec le QG.</w:t>
       </w:r>
     </w:p>
     <w:p>
@@ -6133,7 +6125,7 @@
         <w:rPr>
           <w:sz w:val="20"/>
         </w:rPr>
-        <w:t>- Le ménage a consommé Ail mais les informations sur la quantité, l'unité ou la taille ne sont pas renseignées.Prière de renseigner. Le ménage a consommé Arôme (Maggi, Jumbo, etc.) mais les informations sur la quantité, l'unité ou la taille ne sont pas renseignées.Prière de renseigner. Le ménage a consommé Aubergine   mais les informations sur la quantité, l'unité ou la taille ne sont pas renseignées.Prière de renseigner. Le ménage a consommé Aubergine sauvage  mais les informations sur la quantité, l'unité ou la taille ne sont pas renseignées.Prière de renseigner. Le ménage a consommé Banane douce mais les informations sur la quantité, l'unité ou la taille ne sont pas renseignées.Prière de renseigner. Le ménage a consommé Beurre mais les informations sur la quantité, l'unité ou la taille ne sont pas renseignées.Prière de renseigner. Le ménage a consommé Biscuits mais les informations sur la quantité, l'unité ou la taille ne sont pas renseignées.Prière de renseigner. Le ménage a consommé Boissons énergisantes (cody's, 3X, rinho, doppel, okalamar, etc.) mais les informations sur la quantité, l'unité ou la taille ne sont pas renseignées.Prière de renseigner. Le ménage a consommé Café moulu mais les informations sur la quantité, l'unité ou la taille ne sont pas renseignées.Prière de renseigner. Le ménage a consommé Capitaine frais mais les informations sur la quantité, l'unité ou la taille ne sont pas renseignées.Prière de renseigner. Le ménage a consommé Carotte mais les informations sur la quantité, l'unité ou la taille ne sont pas renseignées.Prière de renseigner. Le ménage a consommé Carpe séchée mais les informations sur la quantité, l'unité ou la taille ne sont pas renseignées.Prière de renseigner. Le ménage a consommé Choux mais les informations sur la quantité, l'unité ou la taille ne sont pas renseignées.Prière de renseigner. Le ménage a consommé Citron mais les informations sur la quantité, l'unité ou la taille ne sont pas renseignées.Prière de renseigner. Le ménage a consommé Courge mais les informations sur la quantité, l'unité ou la taille ne sont pas renseignées.Prière de renseigner. Le ménage a consommé Cube alimentaire (Maggi, Jumbo, ) mais les informations sur la quantité, l'unité ou la taille ne sont pas renseignées.Prière de renseigner. Le ménage a consommé Feuilles de  Haricot mais les informations sur la quantité, l'unité ou la taille ne sont pas renseignées.Prière de renseigner. Le ménage a consommé Huile de palme raffinée mais les informations sur la quantité, l'unité ou la taille ne sont pas renseignées.Prière de renseigner. Le ménage a consommé Lait en poudre mais les informations sur la quantité, l'unité ou la taille ne sont pas renseignées.Prière de renseigner. Le ménage a consommé Lait pour bébé mais les informations sur la quantité, l'unité ou la taille ne sont pas renseignées.Prière de renseigner. Le ménage a consommé Macaroni mais les informations sur la quantité, l'unité ou la taille ne sont pas renseignées.Prière de renseigner. Le ménage a consommé Mil mais les informations sur la quantité, l'unité ou la taille ne sont pas renseignées.Prière de renseigner. Le ménage a consommé Moutarde mais les informations sur la quantité, l'unité ou la taille ne sont pas renseignées.Prière de renseigner. Le ménage a consommé Niébé/Haricots secs mais les informations sur la quantité, l'unité ou la taille ne sont pas renseignées.Prière de renseigner. Le ménage a consommé Oignon frais mais les informations sur la quantité, l'unité ou la taille ne sont pas renseignées.Prière de renseigner. Le ménage a consommé Pain moderne (Baguette) mais les informations sur la quantité, l'unité ou la taille ne sont pas renseignées.Prière de renseigner. Le ménage a consommé Pastèque mais les informations sur la quantité, l'unité ou la taille ne sont pas renseignées.Prière de renseigner. Le ménage a consommé Patate douce mais les informations sur la quantité, l'unité ou la taille ne sont pas renseignées.Prière de renseigner. Le ménage a consommé Piment frais mais les informations sur la quantité, l'unité ou la taille ne sont pas renseignées.Prière de renseigner. Le ménage a consommé Piment séché mais les informations sur la quantité, l'unité ou la taille ne sont pas renseignées.Prière de renseigner. Le ménage a consommé Poireau mais les informations sur la quantité, l'unité ou la taille ne sont pas renseignées.Prière de renseigner. Le ménage a consommé Poivre mais les informations sur la quantité, l'unité ou la taille ne sont pas renseignées.Prière de renseigner. Le ménage a consommé Poivron frais mais les informations sur la quantité, l'unité ou la taille ne sont pas renseignées.Prière de renseigner. Le ménage a consommé Pomme de terre mais les informations sur la quantité, l'unité ou la taille ne sont pas renseignées.Prière de renseigner. Le ménage a consommé Pâte d'arachide mais les informations sur la quantité, l'unité ou la taille ne sont pas renseignées.Prière de renseigner. Le ménage a consommé Riz importé parfumé mais les informations sur la quantité, l'unité ou la taille ne sont pas renseignées.Prière de renseigner. Le ménage a consommé Sel mais les informations sur la quantité, l'unité ou la taille ne sont pas renseignées.Prière de renseigner. Difficile de consommer le Sel en   prière de verifier. Le ménage a consommé Sucre en poudre  mais les informations sur la quantité, l'unité ou la taille ne sont pas renseignées.Prière de renseigner. Le ménage a consommé Thé en sachet mais les informations sur la quantité, l'unité ou la taille ne sont pas renseignées.Prière de renseigner. Avertissement!!! Le ménage a consommé .a   de Thé en sachet, cette quantité semble anormale pour une consommation des 7 derniers jours.Les ménages consomment géneralement en sachet ou en paquet, prière de corriger ou de confirmer avec le QG. Le ménage a consommé Tomate fraîche mais les informations sur la quantité, l'unité ou la taille ne sont pas renseignées.Prière de renseigner. Le ménage a consommé Tomate séchée mais les informations sur la quantité, l'unité ou la taille ne sont pas renseignées.Prière de renseigner. Le ménage a consommé Viande de bœuf: filet, faux-filet mais les informations sur la quantité, l'unité ou la taille ne sont pas renseignées.Prière de renseigner. Le ménage a consommé Vinaigre de vin mais les informations sur la quantité, l'unité ou la taille ne sont pas renseignées.Prière de renseigner.</w:t>
+        <w:t>- Attention ! Le prix unitaire d'achat (100 Fcfa) de Piment frais en Pièce (Petit) est relativement élevé par rapport aux autres prix observés dans cette zone. Prière de corriger ou de confirmer avec le QG. Attention ! Le prix unitaire d'achat (100 Fcfa) de Vinaigre de vin en Verre ( à thé) (taille unique) est relativement élevé par rapport aux autres prix observés dans cette zone. Prière de corriger ou de confirmer avec le QG. Attention ! Le prix unitaire d'achat (200 Fcfa) de Carotte en Pièce (Moyen) est relativement élevé par rapport aux autres prix observés dans cette zone. Prière de corriger ou de confirmer avec le QG. Attention ! Le prix unitaire d'achat (250 Fcfa) de Poivre en Sachets (Petit) est relativement élevé par rapport aux autres prix observés dans cette zone. Prière de corriger ou de confirmer avec le QG. Attention ! Le prix unitaire d'achat (4500 Fcfa) de Viande de bœuf: filet, faux-filet en Kg (taille unique) est relativement élevé par rapport aux autres prix observés dans cette zone. Prière de corriger ou de confirmer avec le QG. Avertissement!!! Le ménage a consommé 2 Paquet Petit de Thé en sachet, cette quantité semble anormale pour une consommation des 7 derniers jours.Prière de corriger ou de confirmer avec le QG. Avertissement!! le prix unitaire (100 Fcfa) de Thé en sachet (unité: Paquet) de taille Petit est très faible ou élevé. Prière de corriger ou de confirmer avec le QG. Incohérence!! Dans ce ménage, chaque individus consomme par jour .9285715 Kg  de cereale; Prière de revoir les quantités prises de ces produits. Incohérence!! Dans ce ménage, chaque individus consomme par jour .9285715 Kg  de cereale; Prière de revoir les quantités prises de ces produits.</w:t>
       </w:r>
     </w:p>
     <w:p>
@@ -6616,7 +6608,7 @@
         <w:rPr>
           <w:sz w:val="20"/>
         </w:rPr>
-        <w:t xml:space="preserve">- Attention ! Le montant (10000 Fcfa) dépensé ou reçu en cadeau pour les cartes prépayées, les transferts de crédit et les abonnements de  Aissatou Sow est relativement élevé par rapport aux autres montants depansés observés dans cette zone. Prière de corriger ou de confirmer avec le QG. Attention ! Le montant (4000 Fcfa) dépensé ou reçu en cadeau pour les recharges internet ou de forfaits de données mobiles(hors appels vocaux), aucours des 30 derniers jours de  Aissatou Sow est relativement élevé par rapport aux autres montants depansés observés dans cette zone. Prière de corriger ou de confirmer avec le QG. </w:t>
+        <w:t xml:space="preserve">- Attention ! Le montant (10000 Fcfa) dépensé ou reçu en cadeau pour les cartes prépayées, les transferts de crédit et les abonnements de  Aissatou Sow est relativement élevé par rapport aux autres montants depansés observés dans cette zone. Prière de corriger ou de confirmer avec le QG. </w:t>
         <w:br/>
         <w:t>- Attention ! Le montant (10000 Fcfa) dépensé ou reçu en cadeau pour les cartes prépayées, les transferts de crédit et les abonnements de  Modou Gueye est relativement élevé par rapport aux autres montants depansés observés dans cette zone. Prière de corriger ou de confirmer avec le QG.</w:t>
       </w:r>
@@ -6689,7 +6681,7 @@
         <w:rPr>
           <w:sz w:val="20"/>
         </w:rPr>
-        <w:t>- Avertissement!! La quantité (3.5 litre) du produit Huile de palme raffinée consommée  par le ménage semble très élevé, prière de corriger ou confirmer avec le QG. Avertissement!!! Le ménage a consommé 7 Paquet Petit de Thé en sachet, cette quantité semble anormale pour une consommation des 7 derniers jours.Prière de corriger ou de confirmer avec le QG. Avertissement!! le prix unitaire (100 Fcfa) de Thé en sachet (unité: Paquet) de taille Petit est très faible ou élevé. Prière de corriger ou de confirmer avec le QG. Le prix d'achat unitaire (160 Fcfa) de Sel en Kg de taille  taille unique  est très faible, prière de regarder les reponses prises dans les questions s07bq07a s07bq07b s07bq07c s07bq08 pour mieux corriger.</w:t>
+        <w:t>- Attention ! Le prix unitaire d'achat (1200 Fcfa) de Pomme de terre en Kg (taille unique) est relativement élevé par rapport aux autres prix observés dans cette zone. Prière de corriger ou de confirmer avec le QG. Avertissement!! La quantité (3.5 litre) du produit Huile de palme raffinée consommée  par le ménage semble très élevé, prière de corriger ou confirmer avec le QG. Avertissement!!! Le ménage a consommé 7 Paquet Petit de Thé en sachet, cette quantité semble anormale pour une consommation des 7 derniers jours.Prière de corriger ou de confirmer avec le QG. Avertissement!! le prix unitaire (100 Fcfa) de Thé en sachet (unité: Paquet) de taille Petit est très faible ou élevé. Prière de corriger ou de confirmer avec le QG. Le prix d'achat unitaire (160 Fcfa) de Sel en Kg de taille  taille unique  est très faible, prière de regarder les reponses prises dans les questions s07bq07a s07bq07b s07bq07c s07bq08 pour mieux corriger.</w:t>
       </w:r>
     </w:p>
     <w:p>
@@ -7241,7 +7233,7 @@
         <w:rPr>
           <w:sz w:val="20"/>
         </w:rPr>
-        <w:t>- Attention ! Le prix unitaire d'achat (1400 Fcfa) de Sucre en poudre  en Kg (taille unique) est relativement élevé par rapport aux autres prix observés dans cette zone. Prière de corriger ou de confirmer avec le QG. Attention ! Le prix unitaire d'achat (250 Fcfa) de Poivre en Sachets (Petit) est relativement élevé par rapport aux autres prix observés dans cette zone. Prière de corriger ou de confirmer avec le QG. Attention ! Le prix unitaire d'achat (300 Fcfa) de Pastèque en Pièce (Moyen) est relativement faible par rapport aux autres prix observés dans cette zone. Prière de corriger ou de confirmer avec le QG. Avertissement!! La quantité (5 litre) du produit Huile de palme raffinée consommée  par le ménage semble très élevé, prière de corriger ou confirmer avec le QG. Attention ! Le prix unitaire d'achat (6000 Fcfa) de Huile de palme raffinée en Litre (taille unique) est relativement élevé par rapport aux autres prix observés dans cette zone. Prière de corriger ou de confirmer avec le QG. Avertissement!!! Le ménage a consommé 1 Carton Petit de Cube alimentaire (Maggi, Jumbo, ). Difficile de consommer ce produit avec cette unité. Prière de verifier et corriger. Avertissement!!! Le ménage a consommé 7 Paquet Petit de Thé en sachet, cette quantité semble anormale pour une consommation des 7 derniers jours.Prière de corriger ou de confirmer avec le QG. Avertissement!! le prix unitaire (100 Fcfa) de Thé en sachet (unité: Paquet) de taille Petit est très faible ou élevé. Prière de corriger ou de confirmer avec le QG. Avertissement!!! Le ménage a consommé 8 Pièce Moyen de Capitaine frais, cette quantité semble anormale pour une consommation des 7 derniers jours.Prière de corriger ou de confirmer avec le QG.</w:t>
+        <w:t>- Attention ! Le prix unitaire d'achat (100 Fcfa) de Piment frais en Pièce (Petit) est relativement élevé par rapport aux autres prix observés dans cette zone. Prière de corriger ou de confirmer avec le QG. Attention ! Le prix unitaire d'achat (1200 Fcfa) de Pomme de terre en Kg (taille unique) est relativement élevé par rapport aux autres prix observés dans cette zone. Prière de corriger ou de confirmer avec le QG. Attention ! Le prix unitaire d'achat (1400 Fcfa) de Sucre en poudre  en Kg (taille unique) est relativement élevé par rapport aux autres prix observés dans cette zone. Prière de corriger ou de confirmer avec le QG. Attention ! Le prix unitaire d'achat (250 Fcfa) de Poivre en Sachets (Petit) est relativement élevé par rapport aux autres prix observés dans cette zone. Prière de corriger ou de confirmer avec le QG. Attention ! Le prix unitaire d'achat (3000 Fcfa) de Viande de poulet entier en Pièce (Grand) est relativement faible par rapport aux autres prix observés dans cette zone. Prière de corriger ou de confirmer avec le QG. Attention ! Le prix unitaire d'achat (800 Fcfa) de Banane douce en Kg (taille unique) est relativement faible par rapport aux autres prix observés dans cette zone. Prière de corriger ou de confirmer avec le QG. Avertissement!! La quantité (5 litre) du produit Huile de palme raffinée consommée  par le ménage semble très élevé, prière de corriger ou confirmer avec le QG. Attention ! Le prix unitaire d'achat (6000 Fcfa) de Huile de palme raffinée en Litre (taille unique) est relativement élevé par rapport aux autres prix observés dans cette zone. Prière de corriger ou de confirmer avec le QG. Avertissement!!! Le ménage a consommé 1 Carton Petit de Cube alimentaire (Maggi, Jumbo, ). Difficile de consommer ce produit avec cette unité. Prière de verifier et corriger. Avertissement!!! Le ménage a consommé 7 Paquet Petit de Thé en sachet, cette quantité semble anormale pour une consommation des 7 derniers jours.Prière de corriger ou de confirmer avec le QG. Avertissement!! le prix unitaire (100 Fcfa) de Thé en sachet (unité: Paquet) de taille Petit est très faible ou élevé. Prière de corriger ou de confirmer avec le QG. Avertissement!!! Le ménage a consommé 8 Pièce Moyen de Capitaine frais, cette quantité semble anormale pour une consommation des 7 derniers jours.Prière de corriger ou de confirmer avec le QG.</w:t>
       </w:r>
     </w:p>
     <w:p>
@@ -7325,6 +7317,8 @@
         <w:rPr>
           <w:sz w:val="20"/>
         </w:rPr>
+        <w:t xml:space="preserve">- Attention ! Armoires et autres meubles a été achété à 500000 Fcfa est relativement élevé par rapport aux autres prix d'achat observés dans cette zone. Prière de corriger ou de confirmer avec le QG. </w:t>
+        <w:br/>
         <w:t>- Attention ! Téléphone portable a été achété à 135000 Fcfa est relativement élevé par rapport aux autres prix d'achat observés dans cette zone. Prière de corriger ou de confirmer avec le QG.</w:t>
       </w:r>
     </w:p>
